--- a/05_Website_Angular/docs/ResumeMatch-PH-Codebase-Guide.docx
+++ b/05_Website_Angular/docs/ResumeMatch-PH-Codebase-Guide.docx
@@ -563,7 +563,7 @@
                 <w:sz w:val="18"/>
                 <w:szCs w:val="18"/>
               </w:rPr>
-              <w:t xml:space="preserve">05_Website_Angular/</w:t>
+              <w:t>05_Website_Angular/</w:t>
             </w:r>
           </w:p>
           <w:p>
@@ -667,7 +667,7 @@
                 <w:sz w:val="18"/>
                 <w:szCs w:val="18"/>
               </w:rPr>
-              <w:t xml:space="preserve">    tests/             6 suites, 142 tests</w:t>
+              <w:t xml:space="preserve">    tests/             6 suites, 160 tests</w:t>
             </w:r>
           </w:p>
           <w:p>
@@ -844,7 +844,12 @@
     </w:p>
     <w:p>
       <w:r>
-        <w:t xml:space="preserve">The engine scores the resume against the posting right now, and that number is stored on the application row. It is a snapshot, not a live value.</w:t>
+        <w:t>The engine scores the resume against the posting right now, and that number is stored on the application row as score_snapshot. It is a snapshot, not a live value — and the recruiter’s ranked list sorts on it, so editing a resume after applying cannot move anybody up a shortlist that has already been worked.</w:t>
+      </w:r>
+    </w:p>
+    <w:p>
+      <w:r>
+        <w:t>The live score is still computed when that list is drawn, but only to report the difference: the row carries liveScore and a scoreDrifted flag, and the screen labels the change. An API test applies, edits the resume to match every required skill, and asserts the ranked score has not moved while the live one has. Reverting the one line that reads the snapshot makes that test fail, which is how we know it guards the behaviour rather than merely describing it.</w:t>
       </w:r>
     </w:p>
     <w:p>
@@ -1088,7 +1093,7 @@
                 <w:sz w:val="18"/>
                 <w:szCs w:val="18"/>
               </w:rPr>
-              <w:t xml:space="preserve">export function scoreWith(cfg, resume, posting) {</w:t>
+              <w:t>export function scoreWith(cfg, resume, posting) {</w:t>
             </w:r>
           </w:p>
           <w:p>
@@ -1114,7 +1119,6 @@
                 <w:sz w:val="18"/>
                 <w:szCs w:val="18"/>
               </w:rPr>
-              <w:t xml:space="preserve"/>
             </w:r>
           </w:p>
           <w:p>
@@ -1166,20 +1170,83 @@
                 <w:sz w:val="18"/>
                 <w:szCs w:val="18"/>
               </w:rPr>
-              <w:t xml:space="preserve">  const skillPart = required.length ? matched.length / required.length : 1.0;</w:t>
-            </w:r>
-          </w:p>
-          <w:p>
-            <w:pPr>
-              <w:spacing w:after="20" w:line="260"/>
-            </w:pPr>
-            <w:r>
-              <w:rPr>
-                <w:rFonts w:ascii="Consolas" w:cs="Consolas" w:eastAsia="Consolas" w:hAnsi="Consolas"/>
-                <w:sz w:val="18"/>
-                <w:szCs w:val="18"/>
-              </w:rPr>
-              <w:t xml:space="preserve"/>
+            </w:r>
+          </w:p>
+          <w:p>
+            <w:pPr>
+              <w:spacing w:after="20" w:line="260"/>
+            </w:pPr>
+            <w:r>
+              <w:rPr>
+                <w:rFonts w:ascii="Consolas" w:cs="Consolas" w:eastAsia="Consolas" w:hAnsi="Consolas"/>
+                <w:sz w:val="18"/>
+                <w:szCs w:val="18"/>
+              </w:rPr>
+              <w:t xml:space="preserve">  // a matched skill the applicant named no source for counts half</w:t>
+            </w:r>
+          </w:p>
+          <w:p>
+            <w:pPr>
+              <w:spacing w:after="20" w:line="260"/>
+            </w:pPr>
+            <w:r>
+              <w:rPr>
+                <w:rFonts w:ascii="Consolas" w:cs="Consolas" w:eastAsia="Consolas" w:hAnsi="Consolas"/>
+                <w:sz w:val="18"/>
+                <w:szCs w:val="18"/>
+              </w:rPr>
+              <w:t xml:space="preserve">  const ev = resume.skillEvidence;            // absent = never asked</w:t>
+            </w:r>
+          </w:p>
+          <w:p>
+            <w:pPr>
+              <w:spacing w:after="20" w:line="260"/>
+            </w:pPr>
+            <w:r>
+              <w:rPr>
+                <w:rFonts w:ascii="Consolas" w:cs="Consolas" w:eastAsia="Consolas" w:hAnsi="Consolas"/>
+                <w:sz w:val="18"/>
+                <w:szCs w:val="18"/>
+              </w:rPr>
+              <w:t xml:space="preserve">  const unevidenced = ev ? matched.filter((s) =&gt; !sourced(ev, s)) : [];</w:t>
+            </w:r>
+          </w:p>
+          <w:p>
+            <w:pPr>
+              <w:spacing w:after="20" w:line="260"/>
+            </w:pPr>
+            <w:r>
+              <w:rPr>
+                <w:rFonts w:ascii="Consolas" w:cs="Consolas" w:eastAsia="Consolas" w:hAnsi="Consolas"/>
+                <w:sz w:val="18"/>
+                <w:szCs w:val="18"/>
+              </w:rPr>
+              <w:t xml:space="preserve">  const credited = matched.length - unevidenced.length * (1 - UNEVIDENCED_CREDIT);</w:t>
+            </w:r>
+          </w:p>
+          <w:p>
+            <w:pPr>
+              <w:spacing w:after="20" w:line="260"/>
+            </w:pPr>
+            <w:r>
+              <w:rPr>
+                <w:rFonts w:ascii="Consolas" w:cs="Consolas" w:eastAsia="Consolas" w:hAnsi="Consolas"/>
+                <w:sz w:val="18"/>
+                <w:szCs w:val="18"/>
+              </w:rPr>
+              <w:t xml:space="preserve">  const skillPart = required.length ? credited / required.length : 1.0;</w:t>
+            </w:r>
+          </w:p>
+          <w:p>
+            <w:pPr>
+              <w:spacing w:after="20" w:line="260"/>
+            </w:pPr>
+            <w:r>
+              <w:rPr>
+                <w:rFonts w:ascii="Consolas" w:cs="Consolas" w:eastAsia="Consolas" w:hAnsi="Consolas"/>
+                <w:sz w:val="18"/>
+                <w:szCs w:val="18"/>
+              </w:rPr>
             </w:r>
           </w:p>
           <w:p>
@@ -1244,7 +1311,6 @@
                 <w:sz w:val="18"/>
                 <w:szCs w:val="18"/>
               </w:rPr>
-              <w:t xml:space="preserve"/>
             </w:r>
           </w:p>
           <w:p>
@@ -1296,7 +1362,6 @@
                 <w:sz w:val="18"/>
                 <w:szCs w:val="18"/>
               </w:rPr>
-              <w:t xml:space="preserve"/>
             </w:r>
           </w:p>
           <w:p>
@@ -1348,7 +1413,7 @@
                 <w:sz w:val="18"/>
                 <w:szCs w:val="18"/>
               </w:rPr>
-              <w:t xml:space="preserve">}</w:t>
+              <w:t>}</w:t>
             </w:r>
           </w:p>
         </w:tc>
@@ -1359,7 +1424,7 @@
         <w:pStyle w:val="Heading2"/>
       </w:pPr>
       <w:r>
-        <w:t xml:space="preserve">Three details worth being able to point at</w:t>
+        <w:t>Four details worth being able to point at</w:t>
       </w:r>
     </w:p>
     <w:p>
@@ -1424,6 +1489,23 @@
     </w:p>
     <w:p>
       <w:pPr>
+        <w:pStyle w:val="ListParagraph"/>
+        <w:numPr>
+          <w:ilvl w:val="0"/>
+          <w:numId w:val="2"/>
+        </w:numPr>
+        <w:spacing w:after="70"/>
+      </w:pPr>
+      <w:r>
+        <w:rPr>
+          <w:b/>
+          <w:bCs/>
+        </w:rPr>
+        <w:t>A skill with no source counts half, not zero. UNEVIDENCED_CREDIT is 0.5, it is a published constant rather than a tuning knob, and the engine suite fails if it moves.</w:t>
+      </w:r>
+    </w:p>
+    <w:p>
+      <w:pPr>
         <w:pStyle w:val="Heading2"/>
       </w:pPr>
       <w:r>
@@ -1451,6 +1533,24 @@
     <w:p>
       <w:r>
         <w:t xml:space="preserve">The engine is written twice — once in the server and once in the browser — so the live preview does not need a network round trip per opening. Duplication is a risk, so a parity test suite scores the same fixtures through both and asserts identical results. If someone changes one side only, that suite fails.</w:t>
+      </w:r>
+    </w:p>
+    <w:p>
+      <w:pPr>
+        <w:pStyle w:val="Heading2"/>
+      </w:pPr>
+      <w:r>
+        <w:t>Absent and empty are not the same thing</w:t>
+      </w:r>
+    </w:p>
+    <w:p>
+      <w:r>
+        <w:t>The evidence map has three states and the engine treats two of them differently, which is the kind of detail worth having ready. An EMPTY map means the applicant was asked and named no sources, so their matched skills take half credit. An ABSENT map means the question was never put at all.</w:t>
+      </w:r>
+    </w:p>
+    <w:p>
+      <w:r>
+        <w:t>Exactly one caller is in that second position: the scorer for the applicant’s own uploaded document, which a machine read out of a file where there was no builder to ask in. Docking an applicant for a screen they were never shown would be indefensible, so an absent map scores every match in full and reports nothing as unsourced. Two engine tests pin both branches, because a future refactor collapsing them would look harmless and would quietly change everybody’s file score.</w:t>
       </w:r>
     </w:p>
     <w:p>
@@ -2153,7 +2253,7 @@
     </w:p>
     <w:p>
       <w:r>
-        <w:t xml:space="preserve">Twenty-one tables and fourteen CHECK constraints, all in one file that can be run from scratch on an empty database.</w:t>
+        <w:t>Twenty-two tables and sixteen CHECK constraints, all in one file that can be run from scratch on an empty database.</w:t>
       </w:r>
     </w:p>
     <w:p>
@@ -2228,6 +2328,23 @@
     </w:p>
     <w:p>
       <w:pPr>
+        <w:pStyle w:val="ListParagraph"/>
+        <w:numPr>
+          <w:ilvl w:val="0"/>
+          <w:numId w:val="2"/>
+        </w:numPr>
+        <w:spacing w:after="70"/>
+      </w:pPr>
+      <w:r>
+        <w:rPr>
+          <w:b/>
+          <w:bCs/>
+        </w:rPr>
+        <w:t>A rejection reason must be one of the eight codes, and a skill’s source must be one of four kinds — experience, project, certification or education. Both are enforced by CHECK constraints, and an engine test reads the constraint out of the schema file and asserts it lists exactly the kinds the engine accepts. A kind the code allows and the database refuses would fail a save with a 500 nobody could explain.</w:t>
+      </w:r>
+    </w:p>
+    <w:p>
+      <w:pPr>
         <w:pStyle w:val="Heading2"/>
       </w:pPr>
       <w:r>
@@ -2267,7 +2384,7 @@
     </w:p>
     <w:p>
       <w:r>
-        <w:t xml:space="preserve">142 automated tests across six suites, all passing.</w:t>
+        <w:t>160 automated tests across six suites, all passing.</w:t>
       </w:r>
     </w:p>
     <w:tbl>
@@ -2398,7 +2515,7 @@
                 <w:sz w:val="19"/>
                 <w:szCs w:val="19"/>
               </w:rPr>
-              <w:t xml:space="preserve">37</w:t>
+              <w:t>49</w:t>
             </w:r>
           </w:p>
         </w:tc>
@@ -2418,7 +2535,7 @@
                 <w:sz w:val="19"/>
                 <w:szCs w:val="19"/>
               </w:rPr>
-              <w:t xml:space="preserve">The formula, the constants, the tiers, the edge cases</w:t>
+              <w:t>The formula, the constants, the tiers, the edge cases, and the half-credit rule</w:t>
             </w:r>
           </w:p>
         </w:tc>
@@ -2460,7 +2577,7 @@
                 <w:sz w:val="19"/>
                 <w:szCs w:val="19"/>
               </w:rPr>
-              <w:t xml:space="preserve">46</w:t>
+              <w:t>52</w:t>
             </w:r>
           </w:p>
         </w:tc>
@@ -2480,7 +2597,7 @@
                 <w:sz w:val="19"/>
                 <w:szCs w:val="19"/>
               </w:rPr>
-              <w:t xml:space="preserve">Every endpoint, including who is refused and why</w:t>
+              <w:t>Every endpoint, including who is refused and why, and what each audience is shown</w:t>
             </w:r>
           </w:p>
         </w:tc>
@@ -2742,6 +2859,11 @@
     <w:p>
       <w:r>
         <w:t xml:space="preserve">The API suite checks refusals as carefully as successes — that a seeker cannot read another seeker's resume, that an anonymous caller cannot change anybody's name, that a recruiter cannot use admin routes.</w:t>
+      </w:r>
+    </w:p>
+    <w:p>
+      <w:r>
+        <w:t>Three of its tests exist because a rule about WHO SEES WHAT is invisible in the code until somebody checks it: that a source naming a job the resume does not contain is refused, that the employer name never appears in the printed skills list, and that an applicant reads the reason their application did not proceed but never the name of the staff member who decided it.</w:t>
       </w:r>
     </w:p>
     <w:p>

--- a/05_Website_Angular/docs/ResumeMatch-PH-Codebase-Guide.docx
+++ b/05_Website_Angular/docs/ResumeMatch-PH-Codebase-Guide.docx
@@ -99,6 +99,56 @@
     <w:p>
       <w:r>
         <w:br w:type="page"/>
+      </w:r>
+    </w:p>
+    <w:p>
+      <w:pPr>
+        <w:pStyle w:val="Heading1"/>
+      </w:pPr>
+      <w:r>
+        <w:t>Start here if this is new to you</w:t>
+      </w:r>
+    </w:p>
+    <w:p>
+      <w:pPr>
+        <w:spacing w:after="260"/>
+        <w:ind w:left="900" w:right="900"/>
+        <w:jc w:val="center"/>
+      </w:pPr>
+      <w:r>
+        <w:rPr>
+          <w:sz w:val="20"/>
+          <w:szCs w:val="20"/>
+        </w:rPr>
+        <w:t>This guide explains how the program is built. You do not need to be able to write this code. You need to be able to say what it does and why, which is a much smaller job.</w:t>
+      </w:r>
+    </w:p>
+    <w:p>
+      <w:pPr>
+        <w:spacing w:after="260"/>
+        <w:ind w:left="900" w:right="900"/>
+        <w:jc w:val="center"/>
+      </w:pPr>
+      <w:r>
+        <w:rPr>
+          <w:sz w:val="20"/>
+          <w:szCs w:val="20"/>
+        </w:rPr>
+        <w:t>If you have not read ResumeMatch-PH-Explained-Simply.docx, read that first — this one assumes you already know what the site does and what the score means. Its word list at the back covers everything technical you will meet here.</w:t>
+      </w:r>
+    </w:p>
+    <w:p>
+      <w:pPr>
+        <w:spacing w:after="260"/>
+        <w:ind w:left="900" w:right="900"/>
+        <w:jc w:val="center"/>
+      </w:pPr>
+      <w:r>
+        <w:rPr>
+          <w:sz w:val="20"/>
+          <w:szCs w:val="20"/>
+        </w:rPr>
+        <w:t>The three sentences that carry most of this document: the scoring engine is a plain formula with no model in it; the same formula is written twice, once for the server and once for the browser, and a test proves the two agree; and every rule that matters is enforced by the database as well as by the code, so a bug cannot write a row that breaks it.</w:t>
       </w:r>
     </w:p>
     <w:p>

--- a/05_Website_Angular/docs/ResumeMatch-PH-Codebase-Guide.docx
+++ b/05_Website_Angular/docs/ResumeMatch-PH-Codebase-Guide.docx
@@ -717,7 +717,7 @@
                 <w:sz w:val="18"/>
                 <w:szCs w:val="18"/>
               </w:rPr>
-              <w:t xml:space="preserve">    tests/             6 suites, 160 tests</w:t>
+              <w:t xml:space="preserve">    tests/             6 suites, 173 tests</w:t>
             </w:r>
           </w:p>
           <w:p>
@@ -2434,7 +2434,7 @@
     </w:p>
     <w:p>
       <w:r>
-        <w:t>160 automated tests across six suites, all passing.</w:t>
+        <w:t>173 automated tests across six suites, all passing.</w:t>
       </w:r>
     </w:p>
     <w:tbl>

--- a/05_Website_Angular/docs/ResumeMatch-PH-Codebase-Guide.docx
+++ b/05_Website_Angular/docs/ResumeMatch-PH-Codebase-Guide.docx
@@ -53,6 +53,20 @@
           <w:szCs w:val="24"/>
         </w:rPr>
         <w:t xml:space="preserve">How the program is built</w:t>
+      </w:r>
+    </w:p>
+    <w:p>
+      <w:pPr>
+        <w:spacing w:after="260"/>
+        <w:ind w:left="900" w:right="900"/>
+        <w:jc w:val="center"/>
+      </w:pPr>
+      <w:r>
+        <w:rPr>
+          <w:sz w:val="20"/>
+          <w:szCs w:val="20"/>
+        </w:rPr>
+        <w:t>BEFORE YOU START. This is the most technical document in the pack, and it uses a handful of words the others avoid: API, endpoint, schema, migration, constraint, hashing. Every one of them is defined in plain words in the word list at the end of ResumeMatch-PH-Explained-Simply.docx. Open that beside this, and nothing here should be a mystery. You are not expected to write any of this code. You are expected to be able to say what it does.</w:t>
       </w:r>
     </w:p>
     <w:p>

--- a/05_Website_Angular/docs/ResumeMatch-PH-Codebase-Guide.docx
+++ b/05_Website_Angular/docs/ResumeMatch-PH-Codebase-Guide.docx
@@ -547,39 +547,7 @@
     </w:tbl>
     <w:p>
       <w:r>
-        <w:t xml:space="preserve">A correction worth making early: this is </w:t>
-      </w:r>
-      <w:r>
-        <w:rPr>
-          <w:b/>
-          <w:bCs/>
-        </w:rPr>
-        <w:t xml:space="preserve">not</w:t>
-      </w:r>
-      <w:r>
-        <w:t xml:space="preserve"> a PHP/MySQL/XAMPP project. There is an older PHP version in the repository under </w:t>
-      </w:r>
-      <w:r>
-        <w:rPr>
-          <w:rFonts w:ascii="Consolas" w:cs="Consolas" w:eastAsia="Consolas" w:hAnsi="Consolas"/>
-          <w:sz w:val="19"/>
-          <w:szCs w:val="19"/>
-        </w:rPr>
-        <w:t xml:space="preserve">04_Website</w:t>
-      </w:r>
-      <w:r>
-        <w:t xml:space="preserve">, kept for reference only. The system being defended lives in </w:t>
-      </w:r>
-      <w:r>
-        <w:rPr>
-          <w:rFonts w:ascii="Consolas" w:cs="Consolas" w:eastAsia="Consolas" w:hAnsi="Consolas"/>
-          <w:sz w:val="19"/>
-          <w:szCs w:val="19"/>
-        </w:rPr>
-        <w:t xml:space="preserve">05_Website_Angular</w:t>
-      </w:r>
-      <w:r>
-        <w:t xml:space="preserve">.</w:t>
+        <w:t>A correction worth making early: this is not a PHP/MySQL/XAMPP project. An earlier PHP prototype was removed from the repository once the rebuild was finished; it survives in the git history only. The system being defended lives in 05_Website_Angular.</w:t>
       </w:r>
     </w:p>
     <w:p>
@@ -3295,7 +3263,7 @@
     </w:p>
     <w:p>
       <w:r>
-        <w:t xml:space="preserve">The public site is hosted on Netlify, which serves files and does not run our server. So it deploys the demo build: it works completely, in the browser, with no database behind it.</w:t>
+        <w:t>The public site is hosted on Vercel, which serves files and does not run our server. So it deploys the demo build: it works completely, in the browser, with no database behind it.</w:t>
       </w:r>
     </w:p>
     <w:p>

--- a/05_Website_Angular/docs/ResumeMatch-PH-Codebase-Guide.docx
+++ b/05_Website_Angular/docs/ResumeMatch-PH-Codebase-Guide.docx
@@ -2547,7 +2547,7 @@
                 <w:sz w:val="19"/>
                 <w:szCs w:val="19"/>
               </w:rPr>
-              <w:t>49</w:t>
+              <w:t>51</w:t>
             </w:r>
           </w:p>
         </w:tc>
